--- a/public/privacypolicy.docx
+++ b/public/privacypolicy.docx
@@ -73,7 +73,21 @@
         <w:rPr>
           <w:color w:val="333333"/>
         </w:rPr>
-        <w:t xml:space="preserve">This privacy notice provides information to individuals whose data are collected through the website </w:t>
+        <w:t xml:space="preserve">This privacy notice provides information to individuals whose data </w:t>
+      </w:r>
+      <w:proofErr w:type="gramStart"/>
+      <w:r>
+        <w:rPr>
+          <w:color w:val="333333"/>
+        </w:rPr>
+        <w:t>are</w:t>
+      </w:r>
+      <w:proofErr w:type="gramEnd"/>
+      <w:r>
+        <w:rPr>
+          <w:color w:val="333333"/>
+        </w:rPr>
+        <w:t xml:space="preserve"> collected through the website </w:t>
       </w:r>
       <w:hyperlink r:id="rId5">
         <w:r>
@@ -101,149 +115,223 @@
           <w:rFonts w:ascii="Calibri" w:hAnsi="Calibri"/>
           <w:sz w:val="22"/>
         </w:rPr>
-        <w:t>CNC</w:t>
-      </w:r>
-      <w:r>
-        <w:rPr>
-          <w:color w:val="333333"/>
-        </w:rPr>
-        <w:t xml:space="preserve">, and those individuals whom </w:t>
+        <w:t>IRFO (</w:t>
       </w:r>
       <w:r>
         <w:rPr>
           <w:rFonts w:ascii="Calibri" w:hAnsi="Calibri"/>
           <w:sz w:val="22"/>
         </w:rPr>
-        <w:t xml:space="preserve">CNC </w:t>
-      </w:r>
-      <w:r>
-        <w:rPr>
-          <w:color w:val="333333"/>
-        </w:rPr>
-        <w:t xml:space="preserve">encounters in conducting its activities, such as participants to </w:t>
-      </w:r>
+        <w:t xml:space="preserve">Istituto </w:t>
+      </w:r>
+      <w:proofErr w:type="spellStart"/>
       <w:r>
         <w:rPr>
           <w:rFonts w:ascii="Calibri" w:hAnsi="Calibri"/>
           <w:sz w:val="22"/>
         </w:rPr>
-        <w:t xml:space="preserve">CNC </w:t>
-      </w:r>
-      <w:r>
-        <w:rPr>
-          <w:color w:val="333333"/>
-        </w:rPr>
-        <w:t xml:space="preserve">events, representatives of </w:t>
-      </w:r>
+        <w:t>internazionale</w:t>
+      </w:r>
+      <w:proofErr w:type="spellEnd"/>
       <w:r>
         <w:rPr>
           <w:rFonts w:ascii="Calibri" w:hAnsi="Calibri"/>
           <w:sz w:val="22"/>
         </w:rPr>
-        <w:t xml:space="preserve">CNC </w:t>
-      </w:r>
-      <w:r>
-        <w:rPr>
-          <w:color w:val="333333"/>
-        </w:rPr>
-        <w:t>member</w:t>
-      </w:r>
-      <w:r>
-        <w:rPr>
-          <w:color w:val="333333"/>
-        </w:rPr>
-        <w:t xml:space="preserve">s </w:t>
-      </w:r>
-      <w:r>
-        <w:rPr>
-          <w:color w:val="333333"/>
-        </w:rPr>
-        <w:t xml:space="preserve">and public institutions and authorities, specialists in the fields of European and public affairs, transport and </w:t>
-      </w:r>
-      <w:r>
-        <w:rPr>
-          <w:color w:val="333333"/>
-        </w:rPr>
-        <w:t>railways, UNIFE contacts and</w:t>
-      </w:r>
-      <w:r>
-        <w:rPr>
-          <w:color w:val="333333"/>
-          <w:spacing w:val="-1"/>
-        </w:rPr>
-        <w:t xml:space="preserve"> </w:t>
-      </w:r>
-      <w:r>
-        <w:rPr>
-          <w:color w:val="333333"/>
-        </w:rPr>
-        <w:t>other</w:t>
-      </w:r>
-      <w:r>
-        <w:rPr>
-          <w:color w:val="333333"/>
-          <w:spacing w:val="-2"/>
-        </w:rPr>
-        <w:t xml:space="preserve"> </w:t>
-      </w:r>
-      <w:r>
-        <w:rPr>
-          <w:color w:val="333333"/>
-        </w:rPr>
-        <w:t>people with whom</w:t>
-      </w:r>
-      <w:r>
-        <w:rPr>
-          <w:color w:val="333333"/>
-          <w:spacing w:val="-2"/>
-        </w:rPr>
-        <w:t xml:space="preserve"> </w:t>
-      </w:r>
-      <w:r>
-        <w:rPr>
-          <w:color w:val="333333"/>
-        </w:rPr>
-        <w:t>UNIFE has a</w:t>
-      </w:r>
-      <w:r>
-        <w:rPr>
-          <w:color w:val="333333"/>
-          <w:spacing w:val="-2"/>
-        </w:rPr>
-        <w:t xml:space="preserve"> </w:t>
-      </w:r>
-      <w:r>
-        <w:rPr>
-          <w:color w:val="333333"/>
-        </w:rPr>
-        <w:t>relationship</w:t>
-      </w:r>
-      <w:r>
-        <w:rPr>
-          <w:color w:val="333333"/>
-          <w:spacing w:val="-1"/>
-        </w:rPr>
-        <w:t xml:space="preserve"> </w:t>
-      </w:r>
-      <w:r>
-        <w:rPr>
-          <w:color w:val="333333"/>
-        </w:rPr>
-        <w:t>(hereinafter each referred to as an “Individual”), regarding how their personal information is collected and processed by</w:t>
-      </w:r>
-      <w:r>
-        <w:rPr>
-          <w:color w:val="333333"/>
-          <w:spacing w:val="-3"/>
-        </w:rPr>
-        <w:t xml:space="preserve"> </w:t>
-      </w:r>
+        <w:t xml:space="preserve"> di </w:t>
+      </w:r>
+      <w:proofErr w:type="spellStart"/>
       <w:r>
         <w:rPr>
           <w:rFonts w:ascii="Calibri" w:hAnsi="Calibri"/>
           <w:sz w:val="22"/>
         </w:rPr>
-        <w:t>CNC</w:t>
+        <w:t>Ricerca</w:t>
+      </w:r>
+      <w:proofErr w:type="spellEnd"/>
+      <w:r>
+        <w:rPr>
+          <w:rFonts w:ascii="Calibri" w:hAnsi="Calibri"/>
+          <w:sz w:val="22"/>
+        </w:rPr>
+        <w:t xml:space="preserve"> e </w:t>
+      </w:r>
+      <w:proofErr w:type="spellStart"/>
+      <w:r>
+        <w:rPr>
+          <w:rFonts w:ascii="Calibri" w:hAnsi="Calibri"/>
+          <w:sz w:val="22"/>
+        </w:rPr>
+        <w:t>Formazione</w:t>
+      </w:r>
+      <w:proofErr w:type="spellEnd"/>
+      <w:r>
+        <w:rPr>
+          <w:rFonts w:ascii="Calibri" w:hAnsi="Calibri"/>
+          <w:sz w:val="22"/>
+        </w:rPr>
+        <w:t xml:space="preserve"> in </w:t>
+      </w:r>
+      <w:proofErr w:type="spellStart"/>
+      <w:r>
+        <w:rPr>
+          <w:rFonts w:ascii="Calibri" w:hAnsi="Calibri"/>
+          <w:sz w:val="22"/>
+        </w:rPr>
+        <w:t>Oftalmologia</w:t>
+      </w:r>
+      <w:proofErr w:type="spellEnd"/>
+      <w:r>
+        <w:rPr>
+          <w:rFonts w:ascii="Calibri" w:hAnsi="Calibri"/>
+          <w:sz w:val="22"/>
+        </w:rPr>
+        <w:t>)</w:t>
+      </w:r>
+      <w:r>
+        <w:rPr>
+          <w:color w:val="333333"/>
+        </w:rPr>
+        <w:t xml:space="preserve">, and those individuals whom </w:t>
+      </w:r>
+      <w:r>
+        <w:rPr>
+          <w:rFonts w:ascii="Calibri" w:hAnsi="Calibri"/>
+          <w:sz w:val="22"/>
+        </w:rPr>
+        <w:t>IRFO</w:t>
+      </w:r>
+      <w:r>
+        <w:rPr>
+          <w:rFonts w:ascii="Calibri" w:hAnsi="Calibri"/>
+          <w:sz w:val="22"/>
+        </w:rPr>
+        <w:t xml:space="preserve"> </w:t>
+      </w:r>
+      <w:r>
+        <w:rPr>
+          <w:color w:val="333333"/>
+        </w:rPr>
+        <w:t xml:space="preserve">encounters in conducting its activities, such as participants to </w:t>
+      </w:r>
+      <w:r>
+        <w:rPr>
+          <w:rFonts w:ascii="Calibri" w:hAnsi="Calibri"/>
+          <w:sz w:val="22"/>
+        </w:rPr>
+        <w:t>IRFO</w:t>
+      </w:r>
+      <w:r>
+        <w:rPr>
+          <w:rFonts w:ascii="Calibri" w:hAnsi="Calibri"/>
+          <w:sz w:val="22"/>
+        </w:rPr>
+        <w:t xml:space="preserve"> </w:t>
+      </w:r>
+      <w:r>
+        <w:rPr>
+          <w:color w:val="333333"/>
+        </w:rPr>
+        <w:t xml:space="preserve">events, representatives of </w:t>
+      </w:r>
+      <w:r>
+        <w:rPr>
+          <w:rFonts w:ascii="Calibri" w:hAnsi="Calibri"/>
+          <w:sz w:val="22"/>
+        </w:rPr>
+        <w:t>IRFO</w:t>
+      </w:r>
+      <w:r>
+        <w:rPr>
+          <w:rFonts w:ascii="Calibri" w:hAnsi="Calibri"/>
+          <w:sz w:val="22"/>
+        </w:rPr>
+        <w:t xml:space="preserve"> </w:t>
+      </w:r>
+      <w:r>
+        <w:rPr>
+          <w:color w:val="333333"/>
+        </w:rPr>
+        <w:t>members and public institutions and authorities, specialists in the fields of European and public affairs, transport and railways, UNIFE contacts and</w:t>
+      </w:r>
+      <w:r>
+        <w:rPr>
+          <w:color w:val="333333"/>
+          <w:spacing w:val="-1"/>
+        </w:rPr>
+        <w:t xml:space="preserve"> </w:t>
+      </w:r>
+      <w:r>
+        <w:rPr>
+          <w:color w:val="333333"/>
+        </w:rPr>
+        <w:t>other</w:t>
+      </w:r>
+      <w:r>
+        <w:rPr>
+          <w:color w:val="333333"/>
+          <w:spacing w:val="-2"/>
+        </w:rPr>
+        <w:t xml:space="preserve"> </w:t>
+      </w:r>
+      <w:r>
+        <w:rPr>
+          <w:color w:val="333333"/>
+        </w:rPr>
+        <w:t>people with whom</w:t>
+      </w:r>
+      <w:r>
+        <w:rPr>
+          <w:color w:val="333333"/>
+          <w:spacing w:val="-2"/>
+        </w:rPr>
+        <w:t xml:space="preserve"> </w:t>
+      </w:r>
+      <w:r>
+        <w:rPr>
+          <w:color w:val="333333"/>
+        </w:rPr>
+        <w:t>UNIFE has a</w:t>
+      </w:r>
+      <w:r>
+        <w:rPr>
+          <w:color w:val="333333"/>
+          <w:spacing w:val="-2"/>
+        </w:rPr>
+        <w:t xml:space="preserve"> </w:t>
+      </w:r>
+      <w:r>
+        <w:rPr>
+          <w:color w:val="333333"/>
+        </w:rPr>
+        <w:t>relationship</w:t>
+      </w:r>
+      <w:r>
+        <w:rPr>
+          <w:color w:val="333333"/>
+          <w:spacing w:val="-1"/>
+        </w:rPr>
+        <w:t xml:space="preserve"> </w:t>
+      </w:r>
+      <w:r>
+        <w:rPr>
+          <w:color w:val="333333"/>
+        </w:rPr>
+        <w:t>(hereinafter each referred to as an “Individual”), regarding how their personal information is collected and processed by</w:t>
+      </w:r>
+      <w:r>
+        <w:rPr>
+          <w:color w:val="333333"/>
+          <w:spacing w:val="-3"/>
+        </w:rPr>
+        <w:t xml:space="preserve"> </w:t>
+      </w:r>
+      <w:r>
+        <w:rPr>
+          <w:rFonts w:ascii="Calibri" w:hAnsi="Calibri"/>
+          <w:sz w:val="22"/>
+        </w:rPr>
+        <w:t>IRFO</w:t>
       </w:r>
       <w:r>
         <w:rPr>
@@ -446,14 +534,7 @@
           <w:color w:val="333333"/>
           <w:spacing w:val="-2"/>
         </w:rPr>
-        <w:t xml:space="preserve">(hereinafter </w:t>
-      </w:r>
-      <w:r>
-        <w:rPr>
-          <w:color w:val="333333"/>
-          <w:spacing w:val="-2"/>
-        </w:rPr>
-        <w:t>“GDPR”).</w:t>
+        <w:t>(hereinafter “GDPR”).</w:t>
       </w:r>
     </w:p>
     <w:p>
@@ -675,13 +756,33 @@
         <w:rPr>
           <w:color w:val="333333"/>
         </w:rPr>
-        <w:t>any contract entered into between CNC and the Individual concerned or his/her organization</w:t>
-      </w:r>
-      <w:r>
-        <w:rPr>
-          <w:color w:val="333333"/>
-        </w:rPr>
-        <w:t>.</w:t>
+        <w:t xml:space="preserve">any contract </w:t>
+      </w:r>
+      <w:proofErr w:type="gramStart"/>
+      <w:r>
+        <w:rPr>
+          <w:color w:val="333333"/>
+        </w:rPr>
+        <w:t>entered into</w:t>
+      </w:r>
+      <w:proofErr w:type="gramEnd"/>
+      <w:r>
+        <w:rPr>
+          <w:color w:val="333333"/>
+        </w:rPr>
+        <w:t xml:space="preserve"> between </w:t>
+      </w:r>
+      <w:r>
+        <w:rPr>
+          <w:color w:val="333333"/>
+        </w:rPr>
+        <w:t>IRFO</w:t>
+      </w:r>
+      <w:r>
+        <w:rPr>
+          <w:color w:val="333333"/>
+        </w:rPr>
+        <w:t xml:space="preserve"> and the Individual concerned or his/her organization.</w:t>
       </w:r>
     </w:p>
     <w:p>
@@ -889,7 +990,7 @@
           </mc:Choice>
           <mc:Fallback>
             <w:pict>
-              <v:group w14:anchorId="4829161A" id="Group 1" o:spid="_x0000_s1026" style="position:absolute;margin-left:56.6pt;margin-top:11.2pt;width:186.55pt;height:1.35pt;z-index:-15795712;mso-wrap-distance-left:0;mso-wrap-distance-right:0;mso-position-horizontal-relative:page" coordsize="23691,171" o:gfxdata="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">
+              <v:group w14:anchorId="55A2186C" id="Group 1" o:spid="_x0000_s1026" style="position:absolute;margin-left:56.6pt;margin-top:11.2pt;width:186.55pt;height:1.35pt;z-index:-15795712;mso-wrap-distance-left:0;mso-wrap-distance-right:0;mso-position-horizontal-relative:page" coordsize="23691,171" o:gfxdata="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">
                 <v:shape id="Graphic 2" o:spid="_x0000_s1027" style="position:absolute;width:4540;height:76;visibility:visible;mso-wrap-style:square;v-text-anchor:top" coordsize="454025,7620" o:gfxdata="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" path="m454024,l,,,7620r454024,l454024,xe" fillcolor="#333" stroked="f">
                   <v:path arrowok="t"/>
                 </v:shape>
@@ -920,12 +1021,14 @@
         </w:rPr>
         <w:t xml:space="preserve"> </w:t>
       </w:r>
+      <w:proofErr w:type="gramStart"/>
       <w:r>
         <w:rPr>
           <w:rFonts w:ascii="Calibri"/>
         </w:rPr>
-        <w:t>CNC</w:t>
-      </w:r>
+        <w:t>IRFO</w:t>
+      </w:r>
+      <w:proofErr w:type="gramEnd"/>
       <w:r>
         <w:rPr>
           <w:rFonts w:ascii="Calibri"/>
@@ -933,6 +1036,7 @@
         </w:rPr>
         <w:t xml:space="preserve"> </w:t>
       </w:r>
+      <w:proofErr w:type="gramStart"/>
       <w:r>
         <w:rPr>
           <w:color w:val="333333"/>
@@ -940,6 +1044,7 @@
         </w:rPr>
         <w:t>processes</w:t>
       </w:r>
+      <w:proofErr w:type="gramEnd"/>
       <w:r>
         <w:rPr>
           <w:color w:val="333333"/>
@@ -980,9 +1085,87 @@
       </w:pPr>
       <w:r>
         <w:rPr>
-          <w:color w:val="333333"/>
-        </w:rPr>
-        <w:t xml:space="preserve">CNC(CENTRO NUOVA COMUNICAZIONE SRL), whose registered offices are located at </w:t>
+          <w:rFonts w:ascii="Calibri" w:hAnsi="Calibri"/>
+          <w:sz w:val="22"/>
+        </w:rPr>
+        <w:t>IRFO (</w:t>
+      </w:r>
+      <w:r>
+        <w:rPr>
+          <w:rFonts w:ascii="Calibri" w:hAnsi="Calibri"/>
+          <w:sz w:val="22"/>
+        </w:rPr>
+        <w:t xml:space="preserve">Istituto </w:t>
+      </w:r>
+      <w:proofErr w:type="spellStart"/>
+      <w:r>
+        <w:rPr>
+          <w:rFonts w:ascii="Calibri" w:hAnsi="Calibri"/>
+          <w:sz w:val="22"/>
+        </w:rPr>
+        <w:t>internazionale</w:t>
+      </w:r>
+      <w:proofErr w:type="spellEnd"/>
+      <w:r>
+        <w:rPr>
+          <w:rFonts w:ascii="Calibri" w:hAnsi="Calibri"/>
+          <w:sz w:val="22"/>
+        </w:rPr>
+        <w:t xml:space="preserve"> di </w:t>
+      </w:r>
+      <w:proofErr w:type="spellStart"/>
+      <w:r>
+        <w:rPr>
+          <w:rFonts w:ascii="Calibri" w:hAnsi="Calibri"/>
+          <w:sz w:val="22"/>
+        </w:rPr>
+        <w:t>Ricerca</w:t>
+      </w:r>
+      <w:proofErr w:type="spellEnd"/>
+      <w:r>
+        <w:rPr>
+          <w:rFonts w:ascii="Calibri" w:hAnsi="Calibri"/>
+          <w:sz w:val="22"/>
+        </w:rPr>
+        <w:t xml:space="preserve"> e </w:t>
+      </w:r>
+      <w:proofErr w:type="spellStart"/>
+      <w:r>
+        <w:rPr>
+          <w:rFonts w:ascii="Calibri" w:hAnsi="Calibri"/>
+          <w:sz w:val="22"/>
+        </w:rPr>
+        <w:t>Formazione</w:t>
+      </w:r>
+      <w:proofErr w:type="spellEnd"/>
+      <w:r>
+        <w:rPr>
+          <w:rFonts w:ascii="Calibri" w:hAnsi="Calibri"/>
+          <w:sz w:val="22"/>
+        </w:rPr>
+        <w:t xml:space="preserve"> in </w:t>
+      </w:r>
+      <w:proofErr w:type="spellStart"/>
+      <w:r>
+        <w:rPr>
+          <w:rFonts w:ascii="Calibri" w:hAnsi="Calibri"/>
+          <w:sz w:val="22"/>
+        </w:rPr>
+        <w:t>Oftalmologia</w:t>
+      </w:r>
+      <w:proofErr w:type="spellEnd"/>
+      <w:r>
+        <w:rPr>
+          <w:rFonts w:ascii="Calibri" w:hAnsi="Calibri"/>
+          <w:sz w:val="22"/>
+        </w:rPr>
+        <w:t>)</w:t>
+      </w:r>
+      <w:r>
+        <w:rPr>
+          <w:color w:val="333333"/>
+        </w:rPr>
+        <w:t xml:space="preserve">, whose registered offices are located at </w:t>
       </w:r>
       <w:r>
         <w:rPr>
@@ -990,13 +1173,43 @@
           <w:color w:val="1F2329"/>
           <w:sz w:val="24"/>
         </w:rPr>
-        <w:t>VIA ALESSANDRINI 17</w:t>
-      </w:r>
-      <w:r>
-        <w:rPr>
-          <w:color w:val="333333"/>
-        </w:rPr>
-        <w:t xml:space="preserve">, 40126 </w:t>
+        <w:t xml:space="preserve">VIA </w:t>
+      </w:r>
+      <w:r>
+        <w:rPr>
+          <w:rFonts w:ascii="Tahoma"/>
+          <w:color w:val="1F2329"/>
+          <w:sz w:val="24"/>
+        </w:rPr>
+        <w:t>ANTONIO GRAMSCI</w:t>
+      </w:r>
+      <w:r>
+        <w:rPr>
+          <w:rFonts w:ascii="Tahoma"/>
+          <w:color w:val="1F2329"/>
+          <w:sz w:val="24"/>
+        </w:rPr>
+        <w:t xml:space="preserve"> </w:t>
+      </w:r>
+      <w:r>
+        <w:rPr>
+          <w:rFonts w:ascii="Tahoma"/>
+          <w:color w:val="1F2329"/>
+          <w:sz w:val="24"/>
+        </w:rPr>
+        <w:t>42</w:t>
+      </w:r>
+      <w:r>
+        <w:rPr>
+          <w:color w:val="333333"/>
+        </w:rPr>
+        <w:t xml:space="preserve">, </w:t>
+      </w:r>
+      <w:r>
+        <w:rPr>
+          <w:color w:val="333333"/>
+        </w:rPr>
+        <w:t xml:space="preserve">47122 </w:t>
       </w:r>
       <w:r>
         <w:rPr>
@@ -1005,13 +1218,7 @@
           <w:sz w:val="22"/>
           <w:shd w:val="clear" w:color="auto" w:fill="F6F6F6"/>
         </w:rPr>
-        <w:t>BOLOGNA</w:t>
-      </w:r>
-      <w:r>
-        <w:rPr>
-          <w:color w:val="333333"/>
-        </w:rPr>
-        <w:t xml:space="preserve">, ITALY, VAT number </w:t>
+        <w:t>FORL</w:t>
       </w:r>
       <w:r>
         <w:rPr>
@@ -1020,13 +1227,28 @@
           <w:sz w:val="22"/>
           <w:shd w:val="clear" w:color="auto" w:fill="F6F6F6"/>
         </w:rPr>
-        <w:t>01752891208</w:t>
+        <w:t>Ì</w:t>
+      </w:r>
+      <w:r>
+        <w:rPr>
+          <w:color w:val="333333"/>
+        </w:rPr>
+        <w:t xml:space="preserve">, ITALY, VAT number </w:t>
       </w:r>
       <w:r>
         <w:rPr>
           <w:rFonts w:ascii="Tahoma"/>
           <w:color w:val="1F2329"/>
           <w:sz w:val="22"/>
+          <w:shd w:val="clear" w:color="auto" w:fill="F6F6F6"/>
+        </w:rPr>
+        <w:t>IT04083240400</w:t>
+      </w:r>
+      <w:r>
+        <w:rPr>
+          <w:rFonts w:ascii="Tahoma"/>
+          <w:color w:val="1F2329"/>
+          <w:sz w:val="22"/>
         </w:rPr>
         <w:t xml:space="preserve">, </w:t>
       </w:r>
@@ -1056,6 +1278,7 @@
         </w:rPr>
         <w:t xml:space="preserve"> </w:t>
       </w:r>
+      <w:proofErr w:type="gramStart"/>
       <w:r>
         <w:rPr>
           <w:color w:val="333333"/>
@@ -1088,6 +1311,7 @@
         </w:rPr>
         <w:t>not</w:t>
       </w:r>
+      <w:proofErr w:type="gramEnd"/>
       <w:r>
         <w:rPr>
           <w:color w:val="333333"/>
@@ -1190,7 +1414,21 @@
         <w:rPr>
           <w:color w:val="333333"/>
         </w:rPr>
-        <w:t>customer/supplier management purposes, especially in light of the following non-exhaustive activities:</w:t>
+        <w:t xml:space="preserve">customer/supplier management purposes, especially </w:t>
+      </w:r>
+      <w:proofErr w:type="gramStart"/>
+      <w:r>
+        <w:rPr>
+          <w:color w:val="333333"/>
+        </w:rPr>
+        <w:t>in light of</w:t>
+      </w:r>
+      <w:proofErr w:type="gramEnd"/>
+      <w:r>
+        <w:rPr>
+          <w:color w:val="333333"/>
+        </w:rPr>
+        <w:t xml:space="preserve"> the following non-exhaustive activities:</w:t>
       </w:r>
     </w:p>
     <w:p>
@@ -1388,14 +1626,24 @@
         </w:rPr>
         <w:t xml:space="preserve"> </w:t>
       </w:r>
+      <w:proofErr w:type="gramStart"/>
       <w:r>
         <w:rPr>
           <w:color w:val="333333"/>
           <w:spacing w:val="-4"/>
           <w:sz w:val="21"/>
         </w:rPr>
-        <w:t>CNC;</w:t>
-      </w:r>
+        <w:t>IRFO</w:t>
+      </w:r>
+      <w:r>
+        <w:rPr>
+          <w:color w:val="333333"/>
+          <w:spacing w:val="-4"/>
+          <w:sz w:val="21"/>
+        </w:rPr>
+        <w:t>;</w:t>
+      </w:r>
+      <w:proofErr w:type="gramEnd"/>
     </w:p>
     <w:p>
       <w:pPr>
@@ -1507,6 +1755,7 @@
         </w:rPr>
         <w:t xml:space="preserve"> </w:t>
       </w:r>
+      <w:proofErr w:type="gramStart"/>
       <w:r>
         <w:rPr>
           <w:color w:val="333333"/>
@@ -1515,6 +1764,7 @@
         </w:rPr>
         <w:t>Individuals;</w:t>
       </w:r>
+      <w:proofErr w:type="gramEnd"/>
     </w:p>
     <w:p>
       <w:pPr>
@@ -1671,7 +1921,7 @@
           <w:color w:val="333333"/>
           <w:sz w:val="21"/>
         </w:rPr>
-        <w:t>CNC</w:t>
+        <w:t>IRFO</w:t>
       </w:r>
       <w:r>
         <w:rPr>
@@ -1681,6 +1931,7 @@
         </w:rPr>
         <w:t xml:space="preserve"> </w:t>
       </w:r>
+      <w:proofErr w:type="gramStart"/>
       <w:r>
         <w:rPr>
           <w:color w:val="333333"/>
@@ -1689,6 +1940,7 @@
         </w:rPr>
         <w:t>events;</w:t>
       </w:r>
+      <w:proofErr w:type="gramEnd"/>
     </w:p>
     <w:p>
       <w:pPr>
@@ -1753,6 +2005,7 @@
         </w:rPr>
         <w:t xml:space="preserve"> </w:t>
       </w:r>
+      <w:proofErr w:type="gramStart"/>
       <w:r>
         <w:rPr>
           <w:color w:val="333333"/>
@@ -1761,6 +2014,7 @@
         </w:rPr>
         <w:t>agreements;</w:t>
       </w:r>
+      <w:proofErr w:type="gramEnd"/>
     </w:p>
     <w:p>
       <w:pPr>
@@ -1933,8 +2187,31 @@
           <w:color w:val="333333"/>
           <w:sz w:val="21"/>
         </w:rPr>
-        <w:t>or services by CNC, including sending statements and invoices;</w:t>
-      </w:r>
+        <w:t xml:space="preserve">or services by </w:t>
+      </w:r>
+      <w:r>
+        <w:rPr>
+          <w:color w:val="333333"/>
+          <w:sz w:val="21"/>
+        </w:rPr>
+        <w:t>IRFO</w:t>
+      </w:r>
+      <w:r>
+        <w:rPr>
+          <w:color w:val="333333"/>
+          <w:sz w:val="21"/>
+        </w:rPr>
+        <w:t xml:space="preserve">, including sending statements and </w:t>
+      </w:r>
+      <w:proofErr w:type="gramStart"/>
+      <w:r>
+        <w:rPr>
+          <w:color w:val="333333"/>
+          <w:sz w:val="21"/>
+        </w:rPr>
+        <w:t>invoices;</w:t>
+      </w:r>
+      <w:proofErr w:type="gramEnd"/>
     </w:p>
     <w:p>
       <w:pPr>
@@ -1970,10 +2247,18 @@
       <w:r>
         <w:rPr>
           <w:color w:val="333333"/>
+          <w:spacing w:val="-1"/>
+          <w:sz w:val="21"/>
+        </w:rPr>
+        <w:t>IRFO</w:t>
+      </w:r>
+      <w:r>
+        <w:rPr>
+          <w:color w:val="333333"/>
           <w:spacing w:val="-2"/>
           <w:sz w:val="21"/>
         </w:rPr>
-        <w:t>CNC’s</w:t>
+        <w:t>’s</w:t>
       </w:r>
       <w:r>
         <w:rPr>
@@ -2014,6 +2299,7 @@
         </w:rPr>
         <w:t xml:space="preserve"> </w:t>
       </w:r>
+      <w:proofErr w:type="gramStart"/>
       <w:r>
         <w:rPr>
           <w:color w:val="333333"/>
@@ -2022,6 +2308,7 @@
         </w:rPr>
         <w:t>services;</w:t>
       </w:r>
+      <w:proofErr w:type="gramEnd"/>
     </w:p>
     <w:p>
       <w:pPr>
@@ -2209,8 +2496,31 @@
           <w:color w:val="333333"/>
           <w:sz w:val="21"/>
         </w:rPr>
-        <w:t>information relating to the activities of CNC, and/or conducting surveys and market research;</w:t>
-      </w:r>
+        <w:t xml:space="preserve">information relating to the activities of </w:t>
+      </w:r>
+      <w:r>
+        <w:rPr>
+          <w:color w:val="333333"/>
+          <w:sz w:val="21"/>
+        </w:rPr>
+        <w:t>IRFO</w:t>
+      </w:r>
+      <w:r>
+        <w:rPr>
+          <w:color w:val="333333"/>
+          <w:sz w:val="21"/>
+        </w:rPr>
+        <w:t xml:space="preserve">, and/or conducting surveys and market </w:t>
+      </w:r>
+      <w:proofErr w:type="gramStart"/>
+      <w:r>
+        <w:rPr>
+          <w:color w:val="333333"/>
+          <w:sz w:val="21"/>
+        </w:rPr>
+        <w:t>research;</w:t>
+      </w:r>
+      <w:proofErr w:type="gramEnd"/>
     </w:p>
     <w:p>
       <w:pPr>
@@ -2502,12 +2812,14 @@
         <w:ind w:left="186"/>
         <w:jc w:val="both"/>
       </w:pPr>
+      <w:proofErr w:type="gramStart"/>
       <w:r>
         <w:rPr>
           <w:color w:val="333333"/>
         </w:rPr>
         <w:t>These</w:t>
       </w:r>
+      <w:proofErr w:type="gramEnd"/>
       <w:r>
         <w:rPr>
           <w:color w:val="333333"/>
@@ -2859,8 +3171,18 @@
           <w:spacing w:val="-2"/>
           <w:sz w:val="21"/>
         </w:rPr>
-        <w:t>survey);</w:t>
-      </w:r>
+        <w:t>survey</w:t>
+      </w:r>
+      <w:proofErr w:type="gramStart"/>
+      <w:r>
+        <w:rPr>
+          <w:color w:val="333333"/>
+          <w:spacing w:val="-2"/>
+          <w:sz w:val="21"/>
+        </w:rPr>
+        <w:t>);</w:t>
+      </w:r>
+      <w:proofErr w:type="gramEnd"/>
     </w:p>
     <w:p>
       <w:pPr>
@@ -2938,6 +3260,7 @@
         </w:rPr>
         <w:t xml:space="preserve"> </w:t>
       </w:r>
+      <w:proofErr w:type="gramStart"/>
       <w:r>
         <w:rPr>
           <w:color w:val="333333"/>
@@ -2960,6 +3283,7 @@
         </w:rPr>
         <w:t>into</w:t>
       </w:r>
+      <w:proofErr w:type="gramEnd"/>
       <w:r>
         <w:rPr>
           <w:color w:val="333333"/>
@@ -3153,15 +3477,17 @@
           <w:color w:val="333333"/>
           <w:sz w:val="21"/>
         </w:rPr>
-        <w:t>Individual or his/her organization</w:t>
-      </w:r>
-      <w:r>
-        <w:rPr>
-          <w:color w:val="333333"/>
-          <w:sz w:val="21"/>
-        </w:rPr>
-        <w:t>, including the invoicing process;</w:t>
-      </w:r>
+        <w:t xml:space="preserve">Individual or his/her organization, including the invoicing </w:t>
+      </w:r>
+      <w:proofErr w:type="gramStart"/>
+      <w:r>
+        <w:rPr>
+          <w:color w:val="333333"/>
+          <w:sz w:val="21"/>
+        </w:rPr>
+        <w:t>process;</w:t>
+      </w:r>
+      <w:proofErr w:type="gramEnd"/>
     </w:p>
     <w:p>
       <w:pPr>
@@ -3288,7 +3614,7 @@
           <w:color w:val="333333"/>
           <w:sz w:val="21"/>
         </w:rPr>
-        <w:t>CNC</w:t>
+        <w:t>IRFO</w:t>
       </w:r>
       <w:r>
         <w:rPr>
@@ -3364,8 +3690,18 @@
           <w:spacing w:val="-2"/>
           <w:sz w:val="21"/>
         </w:rPr>
-        <w:t>etc.);</w:t>
-      </w:r>
+        <w:t>etc.</w:t>
+      </w:r>
+      <w:proofErr w:type="gramStart"/>
+      <w:r>
+        <w:rPr>
+          <w:color w:val="333333"/>
+          <w:spacing w:val="-2"/>
+          <w:sz w:val="21"/>
+        </w:rPr>
+        <w:t>);</w:t>
+      </w:r>
+      <w:proofErr w:type="gramEnd"/>
     </w:p>
     <w:p>
       <w:pPr>
@@ -3388,7 +3724,42 @@
           <w:color w:val="333333"/>
           <w:sz w:val="21"/>
         </w:rPr>
-        <w:t>In the framework of the legitimate interests of CNC and/or a third party, but which CNC believes also</w:t>
+        <w:t xml:space="preserve">In the framework of the legitimate interests of </w:t>
+      </w:r>
+      <w:r>
+        <w:rPr>
+          <w:color w:val="333333"/>
+          <w:sz w:val="21"/>
+        </w:rPr>
+        <w:t>IRFO</w:t>
+      </w:r>
+      <w:r>
+        <w:rPr>
+          <w:color w:val="333333"/>
+          <w:sz w:val="21"/>
+        </w:rPr>
+        <w:t xml:space="preserve"> and/or a third party, but which </w:t>
+      </w:r>
+      <w:r>
+        <w:rPr>
+          <w:color w:val="333333"/>
+          <w:sz w:val="21"/>
+        </w:rPr>
+        <w:t>IRFO</w:t>
+      </w:r>
+      <w:r>
+        <w:rPr>
+          <w:color w:val="333333"/>
+          <w:sz w:val="21"/>
+        </w:rPr>
+        <w:t xml:space="preserve"> </w:t>
+      </w:r>
+      <w:r>
+        <w:rPr>
+          <w:color w:val="333333"/>
+          <w:sz w:val="21"/>
+        </w:rPr>
+        <w:t>believes also</w:t>
       </w:r>
       <w:r>
         <w:rPr>
@@ -3742,6 +4113,7 @@
         </w:rPr>
         <w:t xml:space="preserve"> </w:t>
       </w:r>
+      <w:proofErr w:type="gramStart"/>
       <w:r>
         <w:rPr>
           <w:color w:val="333333"/>
@@ -3750,6 +4122,7 @@
         </w:rPr>
         <w:t>name;</w:t>
       </w:r>
+      <w:proofErr w:type="gramEnd"/>
     </w:p>
     <w:p>
       <w:pPr>
@@ -3871,6 +4244,7 @@
         </w:rPr>
         <w:t xml:space="preserve"> </w:t>
       </w:r>
+      <w:proofErr w:type="gramStart"/>
       <w:r>
         <w:rPr>
           <w:color w:val="333333"/>
@@ -3879,6 +4253,7 @@
         </w:rPr>
         <w:t>address;</w:t>
       </w:r>
+      <w:proofErr w:type="gramEnd"/>
     </w:p>
     <w:p>
       <w:pPr>
@@ -3991,6 +4366,7 @@
         </w:rPr>
         <w:t xml:space="preserve"> </w:t>
       </w:r>
+      <w:proofErr w:type="gramStart"/>
       <w:r>
         <w:rPr>
           <w:color w:val="333333"/>
@@ -3999,6 +4375,7 @@
         </w:rPr>
         <w:t>name;</w:t>
       </w:r>
+      <w:proofErr w:type="gramEnd"/>
     </w:p>
     <w:p>
       <w:pPr>
@@ -4105,6 +4482,7 @@
         </w:rPr>
         <w:t xml:space="preserve"> </w:t>
       </w:r>
+      <w:proofErr w:type="gramStart"/>
       <w:r>
         <w:rPr>
           <w:color w:val="333333"/>
@@ -4113,6 +4491,7 @@
         </w:rPr>
         <w:t>technology;</w:t>
       </w:r>
+      <w:proofErr w:type="gramEnd"/>
     </w:p>
     <w:p>
       <w:pPr>
@@ -4144,6 +4523,7 @@
         </w:rPr>
         <w:t xml:space="preserve"> </w:t>
       </w:r>
+      <w:proofErr w:type="gramStart"/>
       <w:r>
         <w:rPr>
           <w:color w:val="333333"/>
@@ -4166,6 +4546,7 @@
         </w:rPr>
         <w:t>as</w:t>
       </w:r>
+      <w:proofErr w:type="gramEnd"/>
       <w:r>
         <w:rPr>
           <w:color w:val="333333"/>
@@ -4240,8 +4621,18 @@
           <w:spacing w:val="-2"/>
           <w:sz w:val="21"/>
         </w:rPr>
-        <w:t>(statistics);</w:t>
-      </w:r>
+        <w:t>(statistics</w:t>
+      </w:r>
+      <w:proofErr w:type="gramStart"/>
+      <w:r>
+        <w:rPr>
+          <w:color w:val="333333"/>
+          <w:spacing w:val="-2"/>
+          <w:sz w:val="21"/>
+        </w:rPr>
+        <w:t>);</w:t>
+      </w:r>
+      <w:proofErr w:type="gramEnd"/>
     </w:p>
     <w:p>
       <w:pPr>
@@ -4474,7 +4865,13 @@
         <w:rPr>
           <w:color w:val="333333"/>
         </w:rPr>
-        <w:t>CNC,</w:t>
+        <w:t>IRFO</w:t>
+      </w:r>
+      <w:r>
+        <w:rPr>
+          <w:color w:val="333333"/>
+        </w:rPr>
+        <w:t>,</w:t>
       </w:r>
       <w:r>
         <w:rPr>
@@ -4617,7 +5014,19 @@
         <w:rPr>
           <w:color w:val="333333"/>
         </w:rPr>
-        <w:t>CNC may also</w:t>
+        <w:t>IRFO</w:t>
+      </w:r>
+      <w:r>
+        <w:rPr>
+          <w:color w:val="333333"/>
+        </w:rPr>
+        <w:t xml:space="preserve"> </w:t>
+      </w:r>
+      <w:r>
+        <w:rPr>
+          <w:color w:val="333333"/>
+        </w:rPr>
+        <w:t>may also</w:t>
       </w:r>
       <w:r>
         <w:rPr>
@@ -4656,7 +5065,33 @@
         <w:rPr>
           <w:color w:val="333333"/>
         </w:rPr>
-        <w:t>obtained directly from such individual, including receiving such information from publicly available sources or from other persons who have transmitted this data to CNC. During the course of the relationship, the Individual concerned, or</w:t>
+        <w:t xml:space="preserve">obtained directly from such individual, including receiving such information from publicly available sources or from other persons who have transmitted this data to </w:t>
+      </w:r>
+      <w:r>
+        <w:rPr>
+          <w:color w:val="333333"/>
+        </w:rPr>
+        <w:t>IRFO</w:t>
+      </w:r>
+      <w:r>
+        <w:rPr>
+          <w:color w:val="333333"/>
+        </w:rPr>
+        <w:t xml:space="preserve">. </w:t>
+      </w:r>
+      <w:proofErr w:type="gramStart"/>
+      <w:r>
+        <w:rPr>
+          <w:color w:val="333333"/>
+        </w:rPr>
+        <w:t>During the course of</w:t>
+      </w:r>
+      <w:proofErr w:type="gramEnd"/>
+      <w:r>
+        <w:rPr>
+          <w:color w:val="333333"/>
+        </w:rPr>
+        <w:t xml:space="preserve"> the relationship, the Individual concerned, or</w:t>
       </w:r>
       <w:r>
         <w:rPr>
@@ -4734,7 +5169,19 @@
         <w:rPr>
           <w:color w:val="333333"/>
         </w:rPr>
-        <w:t>CNC with further</w:t>
+        <w:t>IRFO</w:t>
+      </w:r>
+      <w:r>
+        <w:rPr>
+          <w:color w:val="333333"/>
+        </w:rPr>
+        <w:t xml:space="preserve"> </w:t>
+      </w:r>
+      <w:r>
+        <w:rPr>
+          <w:color w:val="333333"/>
+        </w:rPr>
+        <w:t>with further</w:t>
       </w:r>
       <w:r>
         <w:rPr>
@@ -4774,13 +5221,19 @@
         <w:rPr>
           <w:color w:val="333333"/>
         </w:rPr>
-        <w:t>CNC may also receive or generate data relating to an Individual from other individuals or organizations</w:t>
-      </w:r>
-      <w:r>
-        <w:rPr>
-          <w:color w:val="333333"/>
-        </w:rPr>
-        <w:t>, or those to whom such Individual communicates by email or other systems.</w:t>
+        <w:t>IRFO</w:t>
+      </w:r>
+      <w:r>
+        <w:rPr>
+          <w:color w:val="333333"/>
+        </w:rPr>
+        <w:t xml:space="preserve"> </w:t>
+      </w:r>
+      <w:r>
+        <w:rPr>
+          <w:color w:val="333333"/>
+        </w:rPr>
+        <w:t>may also receive or generate data relating to an Individual from other individuals or organizations, or those to whom such Individual communicates by email or other systems.</w:t>
       </w:r>
     </w:p>
     <w:p>
@@ -4801,7 +5254,69 @@
         <w:rPr>
           <w:color w:val="333333"/>
         </w:rPr>
-        <w:t>The Personal Data collected directly or indirectly by CNC is required to fulfil legal requirements and/or to enter into a contract and maintain contact for the duration of the relationship. Failure to provide CNC with required information will negatively affect CNC’s ability to communicate with the Individual concerned (including</w:t>
+        <w:t xml:space="preserve">The Personal Data collected directly or indirectly by </w:t>
+      </w:r>
+      <w:r>
+        <w:rPr>
+          <w:color w:val="333333"/>
+        </w:rPr>
+        <w:t>IRFO</w:t>
+      </w:r>
+      <w:r>
+        <w:rPr>
+          <w:color w:val="333333"/>
+        </w:rPr>
+        <w:t xml:space="preserve"> </w:t>
+      </w:r>
+      <w:r>
+        <w:rPr>
+          <w:color w:val="333333"/>
+        </w:rPr>
+        <w:t xml:space="preserve">is required to fulfil legal requirements and/or to </w:t>
+      </w:r>
+      <w:proofErr w:type="gramStart"/>
+      <w:r>
+        <w:rPr>
+          <w:color w:val="333333"/>
+        </w:rPr>
+        <w:t>enter into</w:t>
+      </w:r>
+      <w:proofErr w:type="gramEnd"/>
+      <w:r>
+        <w:rPr>
+          <w:color w:val="333333"/>
+        </w:rPr>
+        <w:t xml:space="preserve"> a contract and maintain contact for the duration of the relationship. Failure to provide </w:t>
+      </w:r>
+      <w:r>
+        <w:rPr>
+          <w:color w:val="333333"/>
+        </w:rPr>
+        <w:t>IRFO</w:t>
+      </w:r>
+      <w:r>
+        <w:rPr>
+          <w:color w:val="333333"/>
+        </w:rPr>
+        <w:t xml:space="preserve"> </w:t>
+      </w:r>
+      <w:r>
+        <w:rPr>
+          <w:color w:val="333333"/>
+        </w:rPr>
+        <w:t xml:space="preserve">with required information will negatively affect </w:t>
+      </w:r>
+      <w:r>
+        <w:rPr>
+          <w:color w:val="333333"/>
+        </w:rPr>
+        <w:t>IRFO</w:t>
+      </w:r>
+      <w:r>
+        <w:rPr>
+          <w:color w:val="333333"/>
+        </w:rPr>
+        <w:t>’s ability to communicate with the Individual concerned (including</w:t>
       </w:r>
       <w:r>
         <w:rPr>
@@ -5009,13 +5524,7 @@
         <w:rPr>
           <w:color w:val="333333"/>
         </w:rPr>
-        <w:t>share his/her email address) or to enter into a contract with the Individual or his/her organization</w:t>
-      </w:r>
-      <w:r>
-        <w:rPr>
-          <w:color w:val="333333"/>
-        </w:rPr>
-        <w:t xml:space="preserve"> or to continue the performance of a contract once entered into without access to necessary Personal Data.</w:t>
+        <w:t>share his/her email address) or to enter into a contract with the Individual or his/her organization or to continue the performance of a contract once entered into without access to necessary Personal Data.</w:t>
       </w:r>
     </w:p>
     <w:p>
@@ -5109,6 +5618,7 @@
         </w:rPr>
         <w:t xml:space="preserve"> </w:t>
       </w:r>
+      <w:proofErr w:type="gramStart"/>
       <w:r>
         <w:rPr>
           <w:color w:val="333333"/>
@@ -5134,6 +5644,7 @@
         </w:rPr>
         <w:t>personal</w:t>
       </w:r>
+      <w:proofErr w:type="gramEnd"/>
       <w:r>
         <w:rPr>
           <w:color w:val="333333"/>
@@ -5303,6 +5814,7 @@
         </w:rPr>
         <w:t xml:space="preserve"> </w:t>
       </w:r>
+      <w:proofErr w:type="gramStart"/>
       <w:r>
         <w:rPr>
           <w:color w:val="333333"/>
@@ -5335,6 +5847,7 @@
         </w:rPr>
         <w:t>know</w:t>
       </w:r>
+      <w:proofErr w:type="gramEnd"/>
       <w:r>
         <w:rPr>
           <w:color w:val="333333"/>
@@ -5555,15 +6068,7 @@
           <w:spacing w:val="-2"/>
           <w:sz w:val="21"/>
         </w:rPr>
-        <w:t>organization</w:t>
-      </w:r>
-      <w:r>
-        <w:rPr>
-          <w:color w:val="333333"/>
-          <w:spacing w:val="-2"/>
-          <w:sz w:val="21"/>
-        </w:rPr>
-        <w:t>,</w:t>
+        <w:t>organization,</w:t>
       </w:r>
     </w:p>
     <w:p>
@@ -5629,10 +6134,17 @@
       <w:r>
         <w:rPr>
           <w:color w:val="333333"/>
+          <w:sz w:val="21"/>
+        </w:rPr>
+        <w:t>IRFO</w:t>
+      </w:r>
+      <w:r>
+        <w:rPr>
+          <w:color w:val="333333"/>
           <w:spacing w:val="-4"/>
           <w:sz w:val="21"/>
         </w:rPr>
-        <w:t>CNC,</w:t>
+        <w:t>,</w:t>
       </w:r>
     </w:p>
     <w:p>
@@ -5655,12 +6167,12 @@
           <w:color w:val="333333"/>
           <w:sz w:val="21"/>
         </w:rPr>
-        <w:t>CNC</w:t>
-      </w:r>
-      <w:r>
-        <w:rPr>
-          <w:color w:val="333333"/>
-          <w:spacing w:val="-7"/>
+        <w:t>IRFO</w:t>
+      </w:r>
+      <w:r>
+        <w:rPr>
+          <w:color w:val="333333"/>
+          <w:spacing w:val="-2"/>
           <w:sz w:val="21"/>
         </w:rPr>
         <w:t xml:space="preserve"> </w:t>
@@ -5695,7 +6207,28 @@
           <w:color w:val="333333"/>
           <w:sz w:val="21"/>
         </w:rPr>
-        <w:t>government, regulatory bodies and/or public authorities where it is necessary to comply with legal or regulatory obligations which CNC is subject to or as permitted by applicable law,</w:t>
+        <w:t xml:space="preserve">government, regulatory bodies and/or public authorities where it is necessary to comply with legal or regulatory obligations which </w:t>
+      </w:r>
+      <w:r>
+        <w:rPr>
+          <w:color w:val="333333"/>
+          <w:sz w:val="21"/>
+        </w:rPr>
+        <w:t>IRFO</w:t>
+      </w:r>
+      <w:r>
+        <w:rPr>
+          <w:color w:val="333333"/>
+          <w:sz w:val="21"/>
+        </w:rPr>
+        <w:t xml:space="preserve"> </w:t>
+      </w:r>
+      <w:r>
+        <w:rPr>
+          <w:color w:val="333333"/>
+          <w:sz w:val="21"/>
+        </w:rPr>
+        <w:t>is subject to or as permitted by applicable law,</w:t>
       </w:r>
     </w:p>
     <w:p>
@@ -5734,12 +6267,11 @@
           <w:color w:val="333333"/>
           <w:sz w:val="21"/>
         </w:rPr>
-        <w:t>CNC</w:t>
-      </w:r>
-      <w:r>
-        <w:rPr>
-          <w:color w:val="333333"/>
-          <w:spacing w:val="40"/>
+        <w:t>IRFO</w:t>
+      </w:r>
+      <w:r>
+        <w:rPr>
+          <w:color w:val="333333"/>
           <w:sz w:val="21"/>
         </w:rPr>
         <w:t xml:space="preserve"> </w:t>
@@ -5776,7 +6308,13 @@
         <w:rPr>
           <w:color w:val="333333"/>
         </w:rPr>
-        <w:t>CNC’s</w:t>
+        <w:t>IRFO</w:t>
+      </w:r>
+      <w:r>
+        <w:rPr>
+          <w:color w:val="333333"/>
+        </w:rPr>
+        <w:t>’s</w:t>
       </w:r>
       <w:r>
         <w:rPr>
@@ -5971,7 +6509,25 @@
         <w:rPr>
           <w:color w:val="333333"/>
         </w:rPr>
-        <w:t>When using such buttons, some information (e.g. IP address) may be accessed by the social media operator. CNC does not control which information is accessed and how that information is processed by such operators. Please see the applicable privacy policies to check how they use this information.</w:t>
+        <w:t xml:space="preserve">When using such buttons, some information (e.g. IP address) may be accessed by the social media operator. </w:t>
+      </w:r>
+      <w:r>
+        <w:rPr>
+          <w:color w:val="333333"/>
+        </w:rPr>
+        <w:t>IRFO</w:t>
+      </w:r>
+      <w:r>
+        <w:rPr>
+          <w:color w:val="333333"/>
+        </w:rPr>
+        <w:t xml:space="preserve"> </w:t>
+      </w:r>
+      <w:r>
+        <w:rPr>
+          <w:color w:val="333333"/>
+        </w:rPr>
+        <w:t>does not control which information is accessed and how that information is processed by such operators. Please see the applicable privacy policies to check how they use this information.</w:t>
       </w:r>
     </w:p>
     <w:p>
@@ -6338,14 +6894,7 @@
         <w:rPr>
           <w:color w:val="333333"/>
         </w:rPr>
-        <w:t>CNC</w:t>
-      </w:r>
-      <w:r>
-        <w:rPr>
-          <w:color w:val="333333"/>
-          <w:spacing w:val="-3"/>
-        </w:rPr>
-        <w:t xml:space="preserve"> </w:t>
+        <w:t xml:space="preserve">IRFO </w:t>
       </w:r>
       <w:r>
         <w:rPr>
@@ -6416,7 +6965,19 @@
         <w:rPr>
           <w:color w:val="333333"/>
         </w:rPr>
-        <w:t>with GDPR requirements. To ensure an appropriate level of protection for Personal Data, CNC will either use a data transfer agreement with the third-party recipient based on standard contractual clauses approved by the European Commission, ensure that the transfer is to a jurisdiction that is the subject of an adequacy decision by the European Commission or to the United States under the EU-US Privacy Shield framework.</w:t>
+        <w:t xml:space="preserve">with GDPR requirements. To ensure an appropriate level of protection for Personal Data, </w:t>
+      </w:r>
+      <w:r>
+        <w:rPr>
+          <w:color w:val="333333"/>
+        </w:rPr>
+        <w:t xml:space="preserve">IRFO </w:t>
+      </w:r>
+      <w:r>
+        <w:rPr>
+          <w:color w:val="333333"/>
+        </w:rPr>
+        <w:t>will either use a data transfer agreement with the third-party recipient based on standard contractual clauses approved by the European Commission, ensure that the transfer is to a jurisdiction that is the subject of an adequacy decision by the European Commission or to the United States under the EU-US Privacy Shield framework.</w:t>
       </w:r>
     </w:p>
     <w:p>
@@ -6477,6 +7038,7 @@
         </w:rPr>
         <w:t xml:space="preserve"> </w:t>
       </w:r>
+      <w:proofErr w:type="gramStart"/>
       <w:r>
         <w:rPr>
           <w:color w:val="333333"/>
@@ -6485,6 +7047,7 @@
         </w:rPr>
         <w:t>are</w:t>
       </w:r>
+      <w:proofErr w:type="gramEnd"/>
       <w:r>
         <w:rPr>
           <w:color w:val="333333"/>
@@ -6566,7 +7129,21 @@
         <w:rPr>
           <w:color w:val="333333"/>
         </w:rPr>
-        <w:t>The Personal Data are retained no longer than necessary for the purposes described in this privacy notice. As</w:t>
+        <w:t xml:space="preserve">The Personal Data </w:t>
+      </w:r>
+      <w:proofErr w:type="gramStart"/>
+      <w:r>
+        <w:rPr>
+          <w:color w:val="333333"/>
+        </w:rPr>
+        <w:t>are</w:t>
+      </w:r>
+      <w:proofErr w:type="gramEnd"/>
+      <w:r>
+        <w:rPr>
+          <w:color w:val="333333"/>
+        </w:rPr>
+        <w:t xml:space="preserve"> retained no longer than necessary for the purposes described in this privacy notice. As</w:t>
       </w:r>
       <w:r>
         <w:rPr>
@@ -6852,7 +7429,13 @@
         <w:rPr>
           <w:color w:val="333333"/>
         </w:rPr>
-        <w:t>CNC can</w:t>
+        <w:t xml:space="preserve">IRFO </w:t>
+      </w:r>
+      <w:r>
+        <w:rPr>
+          <w:color w:val="333333"/>
+        </w:rPr>
+        <w:t>can</w:t>
       </w:r>
       <w:r>
         <w:rPr>
@@ -7047,7 +7630,21 @@
         <w:rPr>
           <w:color w:val="333333"/>
         </w:rPr>
-        <w:t>into account the applicable statutory periods of limitation and legal retention obligations. For marketing purposes, the applicable data will be retained as long as the Individuals concerned do not object.</w:t>
+        <w:t xml:space="preserve">into account the applicable statutory periods of limitation and legal retention obligations. For marketing purposes, the applicable data will be retained </w:t>
+      </w:r>
+      <w:proofErr w:type="gramStart"/>
+      <w:r>
+        <w:rPr>
+          <w:color w:val="333333"/>
+        </w:rPr>
+        <w:t>as long as</w:t>
+      </w:r>
+      <w:proofErr w:type="gramEnd"/>
+      <w:r>
+        <w:rPr>
+          <w:color w:val="333333"/>
+        </w:rPr>
+        <w:t xml:space="preserve"> the Individuals concerned do not object.</w:t>
       </w:r>
     </w:p>
     <w:p>
@@ -7064,6 +7661,7 @@
         <w:ind w:left="141" w:right="140"/>
         <w:jc w:val="both"/>
       </w:pPr>
+      <w:proofErr w:type="gramStart"/>
       <w:r>
         <w:rPr>
           <w:color w:val="333333"/>
@@ -7081,7 +7679,14 @@
         <w:rPr>
           <w:color w:val="333333"/>
         </w:rPr>
-        <w:t>said, information may</w:t>
+        <w:t>said, information</w:t>
+      </w:r>
+      <w:proofErr w:type="gramEnd"/>
+      <w:r>
+        <w:rPr>
+          <w:color w:val="333333"/>
+        </w:rPr>
+        <w:t xml:space="preserve"> may</w:t>
       </w:r>
       <w:r>
         <w:rPr>
@@ -7116,6 +7721,7 @@
         </w:rPr>
         <w:t xml:space="preserve"> </w:t>
       </w:r>
+      <w:proofErr w:type="gramStart"/>
       <w:r>
         <w:rPr>
           <w:color w:val="333333"/>
@@ -7146,7 +7752,14 @@
         <w:rPr>
           <w:color w:val="333333"/>
         </w:rPr>
-        <w:t>time where an Individual</w:t>
+        <w:t>time</w:t>
+      </w:r>
+      <w:proofErr w:type="gramEnd"/>
+      <w:r>
+        <w:rPr>
+          <w:color w:val="333333"/>
+        </w:rPr>
+        <w:t xml:space="preserve"> where an Individual</w:t>
       </w:r>
       <w:r>
         <w:rPr>
@@ -7265,7 +7878,13 @@
         <w:rPr>
           <w:color w:val="333333"/>
         </w:rPr>
-        <w:t>CNC has implemented adequate technical and organizational measures to protect Personal Data and keep it as safe and secure as reasonably possible, protecting it against unauthorized, accidental or unlawful destruction,</w:t>
+        <w:t xml:space="preserve">IRFO </w:t>
+      </w:r>
+      <w:r>
+        <w:rPr>
+          <w:color w:val="333333"/>
+        </w:rPr>
+        <w:t>has implemented adequate technical and organizational measures to protect Personal Data and keep it as safe and secure as reasonably possible, protecting it against unauthorized, accidental or unlawful destruction,</w:t>
       </w:r>
       <w:r>
         <w:rPr>
@@ -7330,7 +7949,35 @@
         <w:rPr>
           <w:color w:val="333333"/>
         </w:rPr>
-        <w:t xml:space="preserve">processing. These security measures have been implemented taking into account the state of the art of the technology, their cost of implementation, the risks presented by the processing and the nature of the Personal Data in </w:t>
+        <w:t xml:space="preserve">processing. These security measures have been implemented </w:t>
+      </w:r>
+      <w:proofErr w:type="gramStart"/>
+      <w:r>
+        <w:rPr>
+          <w:color w:val="333333"/>
+        </w:rPr>
+        <w:t>taking into account</w:t>
+      </w:r>
+      <w:proofErr w:type="gramEnd"/>
+      <w:r>
+        <w:rPr>
+          <w:color w:val="333333"/>
+        </w:rPr>
+        <w:t xml:space="preserve"> the state of the art of </w:t>
+      </w:r>
+      <w:proofErr w:type="gramStart"/>
+      <w:r>
+        <w:rPr>
+          <w:color w:val="333333"/>
+        </w:rPr>
+        <w:t>the technology</w:t>
+      </w:r>
+      <w:proofErr w:type="gramEnd"/>
+      <w:r>
+        <w:rPr>
+          <w:color w:val="333333"/>
+        </w:rPr>
+        <w:t xml:space="preserve">, their cost of implementation, the risks presented by the processing and the nature of the Personal Data in </w:t>
       </w:r>
       <w:r>
         <w:rPr>
@@ -7533,7 +8180,7 @@
           <w:spacing w:val="-4"/>
           <w:sz w:val="21"/>
         </w:rPr>
-        <w:t>CNC</w:t>
+        <w:t>IRFO</w:t>
       </w:r>
       <w:r>
         <w:rPr>
@@ -7556,7 +8203,33 @@
         <w:rPr>
           <w:color w:val="333333"/>
         </w:rPr>
-        <w:t>Individuals who have Personal Data collected and processed have the right at any time to contact CNC to access their Personal Data and, by providing enough proof of their identity, request a correction of any incorrect or incomplete information.</w:t>
+        <w:t xml:space="preserve">Individuals who have Personal Data collected and processed have the right at any time to contact </w:t>
+      </w:r>
+      <w:r>
+        <w:rPr>
+          <w:color w:val="333333"/>
+        </w:rPr>
+        <w:t xml:space="preserve">IRFO </w:t>
+      </w:r>
+      <w:r>
+        <w:rPr>
+          <w:color w:val="333333"/>
+        </w:rPr>
+        <w:t xml:space="preserve">to access their Personal Data and, by providing enough proof of their identity, request </w:t>
+      </w:r>
+      <w:proofErr w:type="gramStart"/>
+      <w:r>
+        <w:rPr>
+          <w:color w:val="333333"/>
+        </w:rPr>
+        <w:t>a correction</w:t>
+      </w:r>
+      <w:proofErr w:type="gramEnd"/>
+      <w:r>
+        <w:rPr>
+          <w:color w:val="333333"/>
+        </w:rPr>
+        <w:t xml:space="preserve"> of any incorrect or incomplete information.</w:t>
       </w:r>
     </w:p>
     <w:p>
@@ -7874,6 +8547,7 @@
         </w:rPr>
         <w:t xml:space="preserve"> </w:t>
       </w:r>
+      <w:proofErr w:type="gramStart"/>
       <w:r>
         <w:rPr>
           <w:color w:val="333333"/>
@@ -7882,6 +8556,7 @@
         </w:rPr>
         <w:t>Data;</w:t>
       </w:r>
+      <w:proofErr w:type="gramEnd"/>
     </w:p>
     <w:p>
       <w:pPr>
@@ -8048,6 +8723,7 @@
         </w:rPr>
         <w:t xml:space="preserve"> </w:t>
       </w:r>
+      <w:proofErr w:type="gramStart"/>
       <w:r>
         <w:rPr>
           <w:color w:val="333333"/>
@@ -8056,6 +8732,7 @@
         </w:rPr>
         <w:t>Data;</w:t>
       </w:r>
+      <w:proofErr w:type="gramEnd"/>
     </w:p>
     <w:p>
       <w:pPr>
@@ -8252,6 +8929,7 @@
         </w:rPr>
         <w:t xml:space="preserve"> </w:t>
       </w:r>
+      <w:proofErr w:type="gramStart"/>
       <w:r>
         <w:rPr>
           <w:color w:val="333333"/>
@@ -8260,6 +8938,7 @@
         </w:rPr>
         <w:t>Data;</w:t>
       </w:r>
+      <w:proofErr w:type="gramEnd"/>
     </w:p>
     <w:p>
       <w:pPr>
@@ -8714,7 +9393,19 @@
         <w:rPr>
           <w:color w:val="333333"/>
         </w:rPr>
-        <w:t>Individuals have also a right to lodge a complaint with the Belgian Data Protection Authority or another EU supervisory authority if they think CNC has not acted in line with any applicable data protection laws in respect of dealing with their Personal Data.</w:t>
+        <w:t xml:space="preserve">Individuals have also a right to lodge a complaint with the Belgian Data Protection Authority or another EU supervisory authority if they think </w:t>
+      </w:r>
+      <w:r>
+        <w:rPr>
+          <w:color w:val="333333"/>
+        </w:rPr>
+        <w:t xml:space="preserve">IRFO </w:t>
+      </w:r>
+      <w:r>
+        <w:rPr>
+          <w:color w:val="333333"/>
+        </w:rPr>
+        <w:t>has not acted in line with any applicable data protection laws in respect of dealing with their Personal Data.</w:t>
       </w:r>
     </w:p>
     <w:p>
@@ -8922,46 +9613,7 @@
         <w:rPr>
           <w:color w:val="333333"/>
         </w:rPr>
-        <w:t>CNC</w:t>
-      </w:r>
-      <w:r>
-        <w:rPr>
-          <w:color w:val="333333"/>
-          <w:spacing w:val="-5"/>
-        </w:rPr>
-        <w:t xml:space="preserve"> </w:t>
-      </w:r>
-      <w:r>
-        <w:rPr>
-          <w:color w:val="333333"/>
-        </w:rPr>
-        <w:t>or</w:t>
-      </w:r>
-      <w:r>
-        <w:rPr>
-          <w:color w:val="333333"/>
-          <w:spacing w:val="-8"/>
-        </w:rPr>
-        <w:t xml:space="preserve"> </w:t>
-      </w:r>
-      <w:r>
-        <w:rPr>
-          <w:color w:val="333333"/>
-        </w:rPr>
-        <w:t>its</w:t>
-      </w:r>
-      <w:r>
-        <w:rPr>
-          <w:color w:val="333333"/>
-          <w:spacing w:val="-4"/>
-        </w:rPr>
-        <w:t xml:space="preserve"> </w:t>
-      </w:r>
-      <w:r>
-        <w:rPr>
-          <w:color w:val="333333"/>
-        </w:rPr>
-        <w:t>DPO</w:t>
+        <w:t>IRFO</w:t>
       </w:r>
       <w:r>
         <w:rPr>
@@ -8993,7 +9645,7 @@
           <w:spacing w:val="-4"/>
           <w:sz w:val="21"/>
         </w:rPr>
-        <w:t>CNC</w:t>
+        <w:t>IRFO</w:t>
       </w:r>
       <w:r>
         <w:rPr>
@@ -9049,15 +9701,14 @@
         </w:rPr>
         <w:t xml:space="preserve"> </w:t>
       </w:r>
-      <w:hyperlink r:id="rId6">
+      <w:hyperlink r:id="rId6" w:history="1">
         <w:r>
           <w:rPr>
-            <w:color w:val="0000FF"/>
+            <w:rStyle w:val="Collegamentoipertestuale"/>
             <w:spacing w:val="-2"/>
             <w:sz w:val="21"/>
-            <w:u w:val="single" w:color="0000FF"/>
           </w:rPr>
-          <w:t>info@cnc.it</w:t>
+          <w:t>taloni.oculistica@gmail.com</w:t>
         </w:r>
       </w:hyperlink>
     </w:p>
@@ -9117,7 +9768,6 @@
                               <w:rPr>
                                 <w:rFonts w:ascii="Tahoma"/>
                                 <w:color w:val="000000"/>
-                                <w:sz w:val="24"/>
                                 <w:lang w:val="it-IT"/>
                               </w:rPr>
                             </w:pPr>
@@ -9138,13 +9788,23 @@
                               </w:rPr>
                               <w:t xml:space="preserve"> </w:t>
                             </w:r>
+                            <w:proofErr w:type="spellStart"/>
                             <w:r>
                               <w:rPr>
                                 <w:color w:val="333333"/>
                                 <w:sz w:val="21"/>
                                 <w:lang w:val="it-IT"/>
                               </w:rPr>
-                              <w:t>letter:</w:t>
+                              <w:t>letter</w:t>
+                            </w:r>
+                            <w:proofErr w:type="spellEnd"/>
+                            <w:r>
+                              <w:rPr>
+                                <w:color w:val="333333"/>
+                                <w:sz w:val="21"/>
+                                <w:lang w:val="it-IT"/>
+                              </w:rPr>
+                              <w:t>:</w:t>
                             </w:r>
                             <w:r>
                               <w:rPr>
@@ -9157,191 +9817,24 @@
                             </w:r>
                             <w:r>
                               <w:rPr>
-                                <w:rFonts w:ascii="Tahoma"/>
-                                <w:color w:val="1F2329"/>
+                                <w:rFonts w:ascii="Calibri" w:hAnsi="Calibri"/>
                                 <w:lang w:val="it-IT"/>
                               </w:rPr>
-                              <w:t>CNC</w:t>
+                              <w:t>IRFO (Istituto internazionale di Ricerca e Formazione in Oftalmologia)</w:t>
                             </w:r>
                             <w:r>
                               <w:rPr>
-                                <w:rFonts w:ascii="Tahoma"/>
-                                <w:color w:val="1F2329"/>
-                                <w:spacing w:val="4"/>
+                                <w:rFonts w:ascii="Calibri" w:hAnsi="Calibri"/>
                                 <w:lang w:val="it-IT"/>
                               </w:rPr>
                               <w:t xml:space="preserve"> </w:t>
                             </w:r>
                             <w:r>
                               <w:rPr>
-                                <w:rFonts w:ascii="Tahoma"/>
-                                <w:color w:val="1F2329"/>
+                                <w:rFonts w:ascii="Calibri" w:hAnsi="Calibri"/>
                                 <w:lang w:val="it-IT"/>
                               </w:rPr>
-                              <w:t>CENTRO</w:t>
-                            </w:r>
-                            <w:r>
-                              <w:rPr>
-                                <w:rFonts w:ascii="Tahoma"/>
-                                <w:color w:val="1F2329"/>
-                                <w:spacing w:val="-1"/>
-                                <w:lang w:val="it-IT"/>
-                              </w:rPr>
-                              <w:t xml:space="preserve"> </w:t>
-                            </w:r>
-                            <w:r>
-                              <w:rPr>
-                                <w:rFonts w:ascii="Tahoma"/>
-                                <w:color w:val="1F2329"/>
-                                <w:lang w:val="it-IT"/>
-                              </w:rPr>
-                              <w:t>NUOVA</w:t>
-                            </w:r>
-                            <w:r>
-                              <w:rPr>
-                                <w:rFonts w:ascii="Tahoma"/>
-                                <w:color w:val="1F2329"/>
-                                <w:spacing w:val="12"/>
-                                <w:lang w:val="it-IT"/>
-                              </w:rPr>
-                              <w:t xml:space="preserve"> </w:t>
-                            </w:r>
-                            <w:r>
-                              <w:rPr>
-                                <w:rFonts w:ascii="Tahoma"/>
-                                <w:color w:val="1F2329"/>
-                                <w:lang w:val="it-IT"/>
-                              </w:rPr>
-                              <w:t>COMUNICAZIONE</w:t>
-                            </w:r>
-                            <w:r>
-                              <w:rPr>
-                                <w:rFonts w:ascii="Tahoma"/>
-                                <w:color w:val="1F2329"/>
-                                <w:spacing w:val="-1"/>
-                                <w:lang w:val="it-IT"/>
-                              </w:rPr>
-                              <w:t xml:space="preserve"> </w:t>
-                            </w:r>
-                            <w:r>
-                              <w:rPr>
-                                <w:rFonts w:ascii="Tahoma"/>
-                                <w:color w:val="1F2329"/>
-                                <w:lang w:val="it-IT"/>
-                              </w:rPr>
-                              <w:t>S.R.L.</w:t>
-                            </w:r>
-                            <w:r>
-                              <w:rPr>
-                                <w:rFonts w:ascii="Tahoma"/>
-                                <w:color w:val="1F2329"/>
-                                <w:spacing w:val="14"/>
-                                <w:lang w:val="it-IT"/>
-                              </w:rPr>
-                              <w:t xml:space="preserve"> </w:t>
-                            </w:r>
-                            <w:r>
-                              <w:rPr>
-                                <w:rFonts w:ascii="Tahoma"/>
-                                <w:color w:val="1F2329"/>
-                                <w:sz w:val="24"/>
-                                <w:lang w:val="it-IT"/>
-                              </w:rPr>
-                              <w:t>VIA</w:t>
-                            </w:r>
-                            <w:r>
-                              <w:rPr>
-                                <w:rFonts w:ascii="Tahoma"/>
-                                <w:color w:val="1F2329"/>
-                                <w:spacing w:val="5"/>
-                                <w:sz w:val="24"/>
-                                <w:lang w:val="it-IT"/>
-                              </w:rPr>
-                              <w:t xml:space="preserve"> </w:t>
-                            </w:r>
-                            <w:r>
-                              <w:rPr>
-                                <w:rFonts w:ascii="Tahoma"/>
-                                <w:color w:val="1F2329"/>
-                                <w:sz w:val="24"/>
-                                <w:lang w:val="it-IT"/>
-                              </w:rPr>
-                              <w:t>ALESSANDRINI</w:t>
-                            </w:r>
-                            <w:r>
-                              <w:rPr>
-                                <w:rFonts w:ascii="Tahoma"/>
-                                <w:color w:val="1F2329"/>
-                                <w:spacing w:val="13"/>
-                                <w:sz w:val="24"/>
-                                <w:lang w:val="it-IT"/>
-                              </w:rPr>
-                              <w:t xml:space="preserve"> </w:t>
-                            </w:r>
-                            <w:r>
-                              <w:rPr>
-                                <w:rFonts w:ascii="Tahoma"/>
-                                <w:color w:val="1F2329"/>
-                                <w:sz w:val="24"/>
-                                <w:lang w:val="it-IT"/>
-                              </w:rPr>
-                              <w:t>17,</w:t>
-                            </w:r>
-                            <w:r>
-                              <w:rPr>
-                                <w:rFonts w:ascii="Tahoma"/>
-                                <w:color w:val="1F2329"/>
-                                <w:spacing w:val="7"/>
-                                <w:sz w:val="24"/>
-                                <w:lang w:val="it-IT"/>
-                              </w:rPr>
-                              <w:t xml:space="preserve"> </w:t>
-                            </w:r>
-                            <w:r>
-                              <w:rPr>
-                                <w:rFonts w:ascii="Tahoma"/>
-                                <w:color w:val="1F2329"/>
-                                <w:spacing w:val="-2"/>
-                                <w:sz w:val="24"/>
-                                <w:lang w:val="it-IT"/>
-                              </w:rPr>
-                              <w:t>40126</w:t>
-                            </w:r>
-                          </w:p>
-                          <w:p>
-                            <w:pPr>
-                              <w:spacing w:before="30"/>
-                              <w:ind w:left="389"/>
-                              <w:rPr>
-                                <w:rFonts w:ascii="Tahoma"/>
-                                <w:color w:val="000000"/>
-                              </w:rPr>
-                            </w:pPr>
-                            <w:r>
-                              <w:rPr>
-                                <w:rFonts w:ascii="Tahoma"/>
-                                <w:color w:val="1F2329"/>
-                                <w:w w:val="105"/>
-                              </w:rPr>
-                              <w:t>BOLOGNA</w:t>
-                            </w:r>
-                            <w:r>
-                              <w:rPr>
-                                <w:rFonts w:ascii="Tahoma"/>
-                                <w:color w:val="1F2329"/>
-                                <w:spacing w:val="-18"/>
-                                <w:w w:val="105"/>
-                              </w:rPr>
-                              <w:t xml:space="preserve"> </w:t>
-                            </w:r>
-                            <w:r>
-                              <w:rPr>
-                                <w:rFonts w:ascii="Tahoma"/>
-                                <w:color w:val="1F2329"/>
-                                <w:spacing w:val="-2"/>
-                                <w:w w:val="105"/>
-                              </w:rPr>
-                              <w:t>ITALY</w:t>
+                              <w:t>VIA ANTONIO GRAMSCI 42, 47122 FORLÌ, ITALY</w:t>
                             </w:r>
                           </w:p>
                         </w:txbxContent>
@@ -9377,7 +9870,6 @@
                         <w:rPr>
                           <w:rFonts w:ascii="Tahoma"/>
                           <w:color w:val="000000"/>
-                          <w:sz w:val="24"/>
                           <w:lang w:val="it-IT"/>
                         </w:rPr>
                       </w:pPr>
@@ -9398,13 +9890,23 @@
                         </w:rPr>
                         <w:t xml:space="preserve"> </w:t>
                       </w:r>
+                      <w:proofErr w:type="spellStart"/>
                       <w:r>
                         <w:rPr>
                           <w:color w:val="333333"/>
                           <w:sz w:val="21"/>
                           <w:lang w:val="it-IT"/>
                         </w:rPr>
-                        <w:t>letter:</w:t>
+                        <w:t>letter</w:t>
+                      </w:r>
+                      <w:proofErr w:type="spellEnd"/>
+                      <w:r>
+                        <w:rPr>
+                          <w:color w:val="333333"/>
+                          <w:sz w:val="21"/>
+                          <w:lang w:val="it-IT"/>
+                        </w:rPr>
+                        <w:t>:</w:t>
                       </w:r>
                       <w:r>
                         <w:rPr>
@@ -9417,191 +9919,24 @@
                       </w:r>
                       <w:r>
                         <w:rPr>
-                          <w:rFonts w:ascii="Tahoma"/>
-                          <w:color w:val="1F2329"/>
+                          <w:rFonts w:ascii="Calibri" w:hAnsi="Calibri"/>
                           <w:lang w:val="it-IT"/>
                         </w:rPr>
-                        <w:t>CNC</w:t>
+                        <w:t>IRFO (Istituto internazionale di Ricerca e Formazione in Oftalmologia)</w:t>
                       </w:r>
                       <w:r>
                         <w:rPr>
-                          <w:rFonts w:ascii="Tahoma"/>
-                          <w:color w:val="1F2329"/>
-                          <w:spacing w:val="4"/>
+                          <w:rFonts w:ascii="Calibri" w:hAnsi="Calibri"/>
                           <w:lang w:val="it-IT"/>
                         </w:rPr>
                         <w:t xml:space="preserve"> </w:t>
                       </w:r>
                       <w:r>
                         <w:rPr>
-                          <w:rFonts w:ascii="Tahoma"/>
-                          <w:color w:val="1F2329"/>
+                          <w:rFonts w:ascii="Calibri" w:hAnsi="Calibri"/>
                           <w:lang w:val="it-IT"/>
                         </w:rPr>
-                        <w:t>CENTRO</w:t>
-                      </w:r>
-                      <w:r>
-                        <w:rPr>
-                          <w:rFonts w:ascii="Tahoma"/>
-                          <w:color w:val="1F2329"/>
-                          <w:spacing w:val="-1"/>
-                          <w:lang w:val="it-IT"/>
-                        </w:rPr>
-                        <w:t xml:space="preserve"> </w:t>
-                      </w:r>
-                      <w:r>
-                        <w:rPr>
-                          <w:rFonts w:ascii="Tahoma"/>
-                          <w:color w:val="1F2329"/>
-                          <w:lang w:val="it-IT"/>
-                        </w:rPr>
-                        <w:t>NUOVA</w:t>
-                      </w:r>
-                      <w:r>
-                        <w:rPr>
-                          <w:rFonts w:ascii="Tahoma"/>
-                          <w:color w:val="1F2329"/>
-                          <w:spacing w:val="12"/>
-                          <w:lang w:val="it-IT"/>
-                        </w:rPr>
-                        <w:t xml:space="preserve"> </w:t>
-                      </w:r>
-                      <w:r>
-                        <w:rPr>
-                          <w:rFonts w:ascii="Tahoma"/>
-                          <w:color w:val="1F2329"/>
-                          <w:lang w:val="it-IT"/>
-                        </w:rPr>
-                        <w:t>COMUNICAZIONE</w:t>
-                      </w:r>
-                      <w:r>
-                        <w:rPr>
-                          <w:rFonts w:ascii="Tahoma"/>
-                          <w:color w:val="1F2329"/>
-                          <w:spacing w:val="-1"/>
-                          <w:lang w:val="it-IT"/>
-                        </w:rPr>
-                        <w:t xml:space="preserve"> </w:t>
-                      </w:r>
-                      <w:r>
-                        <w:rPr>
-                          <w:rFonts w:ascii="Tahoma"/>
-                          <w:color w:val="1F2329"/>
-                          <w:lang w:val="it-IT"/>
-                        </w:rPr>
-                        <w:t>S.R.L.</w:t>
-                      </w:r>
-                      <w:r>
-                        <w:rPr>
-                          <w:rFonts w:ascii="Tahoma"/>
-                          <w:color w:val="1F2329"/>
-                          <w:spacing w:val="14"/>
-                          <w:lang w:val="it-IT"/>
-                        </w:rPr>
-                        <w:t xml:space="preserve"> </w:t>
-                      </w:r>
-                      <w:r>
-                        <w:rPr>
-                          <w:rFonts w:ascii="Tahoma"/>
-                          <w:color w:val="1F2329"/>
-                          <w:sz w:val="24"/>
-                          <w:lang w:val="it-IT"/>
-                        </w:rPr>
-                        <w:t>VIA</w:t>
-                      </w:r>
-                      <w:r>
-                        <w:rPr>
-                          <w:rFonts w:ascii="Tahoma"/>
-                          <w:color w:val="1F2329"/>
-                          <w:spacing w:val="5"/>
-                          <w:sz w:val="24"/>
-                          <w:lang w:val="it-IT"/>
-                        </w:rPr>
-                        <w:t xml:space="preserve"> </w:t>
-                      </w:r>
-                      <w:r>
-                        <w:rPr>
-                          <w:rFonts w:ascii="Tahoma"/>
-                          <w:color w:val="1F2329"/>
-                          <w:sz w:val="24"/>
-                          <w:lang w:val="it-IT"/>
-                        </w:rPr>
-                        <w:t>ALESSANDRINI</w:t>
-                      </w:r>
-                      <w:r>
-                        <w:rPr>
-                          <w:rFonts w:ascii="Tahoma"/>
-                          <w:color w:val="1F2329"/>
-                          <w:spacing w:val="13"/>
-                          <w:sz w:val="24"/>
-                          <w:lang w:val="it-IT"/>
-                        </w:rPr>
-                        <w:t xml:space="preserve"> </w:t>
-                      </w:r>
-                      <w:r>
-                        <w:rPr>
-                          <w:rFonts w:ascii="Tahoma"/>
-                          <w:color w:val="1F2329"/>
-                          <w:sz w:val="24"/>
-                          <w:lang w:val="it-IT"/>
-                        </w:rPr>
-                        <w:t>17,</w:t>
-                      </w:r>
-                      <w:r>
-                        <w:rPr>
-                          <w:rFonts w:ascii="Tahoma"/>
-                          <w:color w:val="1F2329"/>
-                          <w:spacing w:val="7"/>
-                          <w:sz w:val="24"/>
-                          <w:lang w:val="it-IT"/>
-                        </w:rPr>
-                        <w:t xml:space="preserve"> </w:t>
-                      </w:r>
-                      <w:r>
-                        <w:rPr>
-                          <w:rFonts w:ascii="Tahoma"/>
-                          <w:color w:val="1F2329"/>
-                          <w:spacing w:val="-2"/>
-                          <w:sz w:val="24"/>
-                          <w:lang w:val="it-IT"/>
-                        </w:rPr>
-                        <w:t>40126</w:t>
-                      </w:r>
-                    </w:p>
-                    <w:p>
-                      <w:pPr>
-                        <w:spacing w:before="30"/>
-                        <w:ind w:left="389"/>
-                        <w:rPr>
-                          <w:rFonts w:ascii="Tahoma"/>
-                          <w:color w:val="000000"/>
-                        </w:rPr>
-                      </w:pPr>
-                      <w:r>
-                        <w:rPr>
-                          <w:rFonts w:ascii="Tahoma"/>
-                          <w:color w:val="1F2329"/>
-                          <w:w w:val="105"/>
-                        </w:rPr>
-                        <w:t>BOLOGNA</w:t>
-                      </w:r>
-                      <w:r>
-                        <w:rPr>
-                          <w:rFonts w:ascii="Tahoma"/>
-                          <w:color w:val="1F2329"/>
-                          <w:spacing w:val="-18"/>
-                          <w:w w:val="105"/>
-                        </w:rPr>
-                        <w:t xml:space="preserve"> </w:t>
-                      </w:r>
-                      <w:r>
-                        <w:rPr>
-                          <w:rFonts w:ascii="Tahoma"/>
-                          <w:color w:val="1F2329"/>
-                          <w:spacing w:val="-2"/>
-                          <w:w w:val="105"/>
-                        </w:rPr>
-                        <w:t>ITALY</w:t>
+                        <w:t>VIA ANTONIO GRAMSCI 42, 47122 FORLÌ, ITALY</w:t>
                       </w:r>
                     </w:p>
                   </w:txbxContent>
@@ -9679,38 +10014,7 @@
           <w:color w:val="333333"/>
           <w:sz w:val="21"/>
         </w:rPr>
-        <w:t>051</w:t>
-      </w:r>
-      <w:r>
-        <w:rPr>
-          <w:color w:val="333333"/>
-          <w:spacing w:val="-2"/>
-          <w:sz w:val="21"/>
-        </w:rPr>
-        <w:t xml:space="preserve"> </w:t>
-      </w:r>
-      <w:r>
-        <w:rPr>
-          <w:color w:val="333333"/>
-          <w:sz w:val="21"/>
-        </w:rPr>
-        <w:t>632</w:t>
-      </w:r>
-      <w:r>
-        <w:rPr>
-          <w:color w:val="333333"/>
-          <w:spacing w:val="-3"/>
-          <w:sz w:val="21"/>
-        </w:rPr>
-        <w:t xml:space="preserve"> </w:t>
-      </w:r>
-      <w:r>
-        <w:rPr>
-          <w:color w:val="333333"/>
-          <w:spacing w:val="-4"/>
-          <w:sz w:val="21"/>
-        </w:rPr>
-        <w:t>5822</w:t>
+        <w:t>3289323198</w:t>
       </w:r>
     </w:p>
     <w:p>
@@ -10332,12 +10636,44 @@
           <w:color w:val="333333"/>
           <w:sz w:val="21"/>
         </w:rPr>
-        <w:t>05-11-</w:t>
+        <w:t>0</w:t>
       </w:r>
       <w:r>
         <w:rPr>
           <w:b/>
           <w:color w:val="333333"/>
+          <w:sz w:val="21"/>
+        </w:rPr>
+        <w:t>1</w:t>
+      </w:r>
+      <w:r>
+        <w:rPr>
+          <w:b/>
+          <w:color w:val="333333"/>
+          <w:sz w:val="21"/>
+        </w:rPr>
+        <w:t>-</w:t>
+      </w:r>
+      <w:r>
+        <w:rPr>
+          <w:b/>
+          <w:color w:val="333333"/>
+          <w:sz w:val="21"/>
+        </w:rPr>
+        <w:t>26</w:t>
+      </w:r>
+      <w:r>
+        <w:rPr>
+          <w:b/>
+          <w:color w:val="333333"/>
+          <w:sz w:val="21"/>
+        </w:rPr>
+        <w:t>-</w:t>
+      </w:r>
+      <w:r>
+        <w:rPr>
+          <w:b/>
+          <w:color w:val="333333"/>
           <w:spacing w:val="-7"/>
           <w:sz w:val="21"/>
         </w:rPr>
@@ -10350,7 +10686,25 @@
           <w:spacing w:val="-4"/>
           <w:sz w:val="21"/>
         </w:rPr>
-        <w:t>2020.</w:t>
+        <w:t>202</w:t>
+      </w:r>
+      <w:r>
+        <w:rPr>
+          <w:b/>
+          <w:color w:val="333333"/>
+          <w:spacing w:val="-4"/>
+          <w:sz w:val="21"/>
+        </w:rPr>
+        <w:t>6</w:t>
+      </w:r>
+      <w:r>
+        <w:rPr>
+          <w:b/>
+          <w:color w:val="333333"/>
+          <w:spacing w:val="-4"/>
+          <w:sz w:val="21"/>
+        </w:rPr>
+        <w:t>.</w:t>
       </w:r>
     </w:p>
     <w:sectPr>
@@ -10619,7 +10973,6 @@
       <w:lvlJc w:val="left"/>
       <w:pPr>
         <w:ind w:left="393" w:hanging="209"/>
-        <w:jc w:val="left"/>
       </w:pPr>
       <w:rPr>
         <w:rFonts w:ascii="Cambria" w:eastAsia="Cambria" w:hAnsi="Cambria" w:cs="Cambria" w:hint="default"/>
@@ -11151,7 +11504,6 @@
   <w:style w:type="character" w:default="1" w:styleId="Carpredefinitoparagrafo">
     <w:name w:val="Default Paragraph Font"/>
     <w:uiPriority w:val="1"/>
-    <w:semiHidden/>
     <w:unhideWhenUsed/>
   </w:style>
   <w:style w:type="table" w:default="1" w:styleId="Tabellanormale">
@@ -11232,6 +11584,29 @@
     <w:basedOn w:val="Normale"/>
     <w:uiPriority w:val="1"/>
     <w:qFormat/>
+  </w:style>
+  <w:style w:type="character" w:styleId="Collegamentoipertestuale">
+    <w:name w:val="Hyperlink"/>
+    <w:basedOn w:val="Carpredefinitoparagrafo"/>
+    <w:uiPriority w:val="99"/>
+    <w:unhideWhenUsed/>
+    <w:rsid w:val="003D0EC3"/>
+    <w:rPr>
+      <w:color w:val="0000FF" w:themeColor="hyperlink"/>
+      <w:u w:val="single"/>
+    </w:rPr>
+  </w:style>
+  <w:style w:type="character" w:styleId="Menzionenonrisolta">
+    <w:name w:val="Unresolved Mention"/>
+    <w:basedOn w:val="Carpredefinitoparagrafo"/>
+    <w:uiPriority w:val="99"/>
+    <w:semiHidden/>
+    <w:unhideWhenUsed/>
+    <w:rsid w:val="003D0EC3"/>
+    <w:rPr>
+      <w:color w:val="605E5C"/>
+      <w:shd w:val="clear" w:color="auto" w:fill="E1DFDD"/>
+    </w:rPr>
   </w:style>
 </w:styles>
 </file>
